--- a/lessons/5-8/homework.docx
+++ b/lessons/5-8/homework.docx
@@ -12,7 +12,7 @@
           <w:b/>
           <w:bCs/>
         </w:rPr>
-        <w:t xml:space="preserve">Surface Area of Pyramids — Homework</w:t>
+        <w:t xml:space="preserve">Determine Surface Area of Pyramids — Homework</w:t>
       </w:r>
     </w:p>
     <w:p>
@@ -24,7 +24,7 @@
           <w:i/>
           <w:iCs/>
         </w:rPr>
-        <w:t xml:space="preserve">Lesson 10-5  •  Standard 6.GR.4</w:t>
+        <w:t xml:space="preserve">Lesson 5-8  •  Standard 6.GR.4</w:t>
       </w:r>
     </w:p>
     <w:p>
@@ -161,10 +161,10 @@
           <w:b/>
           <w:bCs/>
         </w:rPr>
-        <w:t xml:space="preserve">Pyramid (Pirámide)</w:t>
-      </w:r>
-      <w:r>
-        <w:t xml:space="preserve"> — A solid with a flat bottom and triangle sides that meet at one point on top.</w:t>
+        <w:t xml:space="preserve">Surface Area of Pyramids (Área de superficie de pirámides)</w:t>
+      </w:r>
+      <w:r>
+        <w:t xml:space="preserve"> — The total area of a pyramid's base and triangular faces. Formula: SA = B + lateral area.</w:t>
       </w:r>
     </w:p>
     <w:p>
@@ -224,10 +224,10 @@
           <w:b/>
           <w:bCs/>
         </w:rPr>
-        <w:t xml:space="preserve">Slant height (Altura inclinada (apotema))</w:t>
-      </w:r>
-      <w:r>
-        <w:t xml:space="preserve"> — The height of a side triangle, measured along its slanted face.</w:t>
+        <w:t xml:space="preserve">Pyramid (Pirámide)</w:t>
+      </w:r>
+      <w:r>
+        <w:t xml:space="preserve"> — A solid with a flat bottom and triangle sides that meet at one point on top.</w:t>
       </w:r>
     </w:p>
     <w:p>
@@ -287,10 +287,10 @@
           <w:b/>
           <w:bCs/>
         </w:rPr>
-        <w:t xml:space="preserve">Lateral face (Cara lateral)</w:t>
-      </w:r>
-      <w:r>
-        <w:t xml:space="preserve"> — A triangle side of a pyramid, not the bottom.</w:t>
+        <w:t xml:space="preserve">Slant height (Altura inclinada (apotema))</w:t>
+      </w:r>
+      <w:r>
+        <w:t xml:space="preserve"> — The height of a side triangle, measured along its slanted face.</w:t>
       </w:r>
     </w:p>
     <w:p>
@@ -350,10 +350,10 @@
           <w:b/>
           <w:bCs/>
         </w:rPr>
-        <w:t xml:space="preserve">Base (Base)</w:t>
-      </w:r>
-      <w:r>
-        <w:t xml:space="preserve"> — The flat bottom of a pyramid.</w:t>
+        <w:t xml:space="preserve">Lateral face (Cara lateral)</w:t>
+      </w:r>
+      <w:r>
+        <w:t xml:space="preserve"> — A triangle side of a pyramid, not the bottom.</w:t>
       </w:r>
     </w:p>
     <w:p>
@@ -381,7 +381,7 @@
                     </pic:cNvPicPr>
                   </pic:nvPicPr>
                   <pic:blipFill>
-                    <a:blip r:embed="rId7" cstate="none"/>
+                    <a:blip r:embed="rId11" cstate="none"/>
                     <a:srcRect/>
                     <a:stretch>
                       <a:fillRect/>
@@ -413,10 +413,10 @@
           <w:b/>
           <w:bCs/>
         </w:rPr>
-        <w:t xml:space="preserve">Apex (Ápice)</w:t>
-      </w:r>
-      <w:r>
-        <w:t xml:space="preserve"> — The point at the top of a pyramid where the sides meet.</w:t>
+        <w:t xml:space="preserve">Base (Base)</w:t>
+      </w:r>
+      <w:r>
+        <w:t xml:space="preserve"> — The flat bottom of a pyramid.</w:t>
       </w:r>
     </w:p>
     <w:p>
@@ -444,7 +444,70 @@
                     </pic:cNvPicPr>
                   </pic:nvPicPr>
                   <pic:blipFill>
-                    <a:blip r:embed="rId9" cstate="none"/>
+                    <a:blip r:embed="rId8" cstate="none"/>
+                    <a:srcRect/>
+                    <a:stretch>
+                      <a:fillRect/>
+                    </a:stretch>
+                  </pic:blipFill>
+                  <pic:spPr bwMode="auto">
+                    <a:xfrm>
+                      <a:off x="0" y="0"/>
+                      <a:ext cx="1047750" cy="790575"/>
+                    </a:xfrm>
+                    <a:prstGeom prst="rect">
+                      <a:avLst/>
+                    </a:prstGeom>
+                  </pic:spPr>
+                </pic:pic>
+              </a:graphicData>
+            </a:graphic>
+          </wp:inline>
+        </w:drawing>
+      </w:r>
+    </w:p>
+    <w:p>
+      <w:pPr>
+        <w:keepNext/>
+        <w:spacing w:after="120"/>
+      </w:pPr>
+      <w:r>
+        <w:rPr>
+          <w:b/>
+          <w:bCs/>
+        </w:rPr>
+        <w:t xml:space="preserve">Apex (Ápice)</w:t>
+      </w:r>
+      <w:r>
+        <w:t xml:space="preserve"> — The point at the top of a pyramid where the sides meet.</w:t>
+      </w:r>
+    </w:p>
+    <w:p>
+      <w:pPr>
+        <w:keepNext/>
+        <w:spacing w:after="20" w:before="80"/>
+        <w:jc w:val="center"/>
+      </w:pPr>
+      <w:r>
+        <w:drawing>
+          <wp:inline distT="0" distB="0" distL="0" distR="0">
+            <wp:extent cx="1047750" cy="790575"/>
+            <wp:effectExtent t="0" r="0" b="0" l="0"/>
+            <wp:docPr id="1" name="" descr="" title=""/>
+            <wp:cNvGraphicFramePr>
+              <a:graphicFrameLocks xmlns:a="http://schemas.openxmlformats.org/drawingml/2006/main" noChangeAspect="1"/>
+            </wp:cNvGraphicFramePr>
+            <a:graphic xmlns:a="http://schemas.openxmlformats.org/drawingml/2006/main">
+              <a:graphicData uri="http://schemas.openxmlformats.org/drawingml/2006/picture">
+                <pic:pic xmlns:pic="http://schemas.openxmlformats.org/drawingml/2006/picture">
+                  <pic:nvPicPr>
+                    <pic:cNvPr id="0" name="" descr=""/>
+                    <pic:cNvPicPr>
+                      <a:picLocks noChangeAspect="1" noChangeArrowheads="1"/>
+                    </pic:cNvPicPr>
+                  </pic:nvPicPr>
+                  <pic:blipFill>
+                    <a:blip r:embed="rId10" cstate="none"/>
                     <a:srcRect/>
                     <a:stretch>
                       <a:fillRect/>
@@ -1070,7 +1133,7 @@
           <w:b/>
           <w:bCs/>
         </w:rPr>
-        <w:t xml:space="preserve">6. onLevel — Did You Halve the Triangle?</w:t>
+        <w:t xml:space="preserve">6. Did You Halve the Triangle?</w:t>
       </w:r>
     </w:p>
     <w:p>
@@ -1719,7 +1782,7 @@
           <w:b/>
           <w:bCs/>
         </w:rPr>
-        <w:t xml:space="preserve">6. onLevel — Did You Halve the Triangle?</w:t>
+        <w:t xml:space="preserve">6. Did You Halve the Triangle?</w:t>
       </w:r>
     </w:p>
     <w:p>
@@ -1736,6 +1799,14 @@
       </w:pPr>
       <w:r>
         <w:t xml:space="preserve">     Correct work: A triangle's area is ½ × base × height, so each face is ½ × 8 × 10 = 40 in², not 80 in². The student left out the ½. Four faces: 4 × 40 = 160 in². Correct SA = 64 + 160 = 224 in².</w:t>
+      </w:r>
+    </w:p>
+    <w:p>
+      <w:pPr>
+        <w:spacing w:after="80" w:before="0"/>
+      </w:pPr>
+      <w:r>
+        <w:t xml:space="preserve">     Watch for: The face step multiplied 8 × 10 = 80 in², which is the area of a whole rectangle, not a triangle. A triangle is half of that rectangle, so each face is ½ × 8 × 10 = 40 in², four faces give 160 in², and the correct total is SA = 64 + 160 = 224 in².</w:t>
       </w:r>
     </w:p>
     <w:p>
